--- a/projects/14_my_daughters_husband/딸의 남자_회차 트리트먼트_1-50화.docx
+++ b/projects/14_my_daughters_husband/딸의 남자_회차 트리트먼트_1-50화.docx
@@ -12,7 +12,7 @@
           <w:b/>
           <w:sz w:val="30"/>
         </w:rPr>
-        <w:t>《My Daughter's Man / 딸의 남자》 회차 트리트먼트 1~50화</w:t>
+        <w:t>딸의 남자 / My Daughter's Man</w:t>
       </w:r>
     </w:p>
     <w:p>
@@ -25,7 +25,7 @@
           <w:b w:val="0"/>
           <w:sz w:val="18"/>
         </w:rPr>
-        <w:t>여성향 · 빅토리아 애쉬포드(43) × 이든 머서(28·딸의 남자친구·입주) · 슬론 애쉬포드 = 의붓딸(25) · 발화 EN · 전편 빅토리아 1인칭 VO 낭독 구조</w:t>
+        <w:t>회차 트리트먼트 1~50화 · 무료 1~8화 상세 / 유료 9~50화 요약</w:t>
       </w:r>
     </w:p>
     <w:p>
@@ -2066,7 +2066,7 @@
           <w:b w:val="0"/>
           <w:sz w:val="20"/>
         </w:rPr>
-        <w:t>[S1 · 입주 첫 주] 이사 온 날. 계약금 모을 때까지 일 년, 그게 합의된 기간이었다. 폴라가 손님방을 치우고, 딸이 짐을 나른다. 계단을 오르내리는 그 애를 그녀가 이 층 난간에서 내려다본다. VO — '내 집이었다. 오늘부터 그 애도 사는 집이었다.'</w:t>
+        <w:t>[S1 · 입주 첫날 · 드레스룸] 이사 온 날 저녁. 계약금 모을 때까지 일 년, 그게 합의된 기간이었다. 딸과 폴라가 아래층에서 상자를 푸는 동안 그 애가 옷 상자를 들고 이 층 드레스룸으로 올라온다. VO — '내 집이었다. 오늘부터 그 애도 사는 집이었다.'</w:t>
       </w:r>
     </w:p>
     <w:p>
@@ -2092,7 +2092,7 @@
           <w:b w:val="0"/>
           <w:sz w:val="20"/>
         </w:rPr>
-        <w:t>첫 저녁. 넷이 아니라 셋인 식탁. 딸이 신나서 집 얘기를 하고, 식탁 밑에서 발이 스친다. 그녀가 다리를 뺀다. 그 애는 다시 안 밀어붙인다.</w:t>
+        <w:t>상자를 선반에 얹으려고 그가 팔을 뻗는다. 비켜서려던 그녀와 부딪힌다. 아래층에서 딸 웃는 소리가 올라오는데 둘 다 안 움직인다. 거울 속에서 눈이 마주친다. VO — '돌아보면 되는데 안 돌아봤다.'</w:t>
       </w:r>
     </w:p>
     <w:p>
@@ -2118,7 +2118,7 @@
           <w:b w:val="0"/>
           <w:sz w:val="20"/>
         </w:rPr>
-        <w:t>밤. 복도. 손님방과 그녀 방 사이 여섯 걸음. 그가 물을 마시러 내려가는 소리, 다시 올라오는 소리, 그리고 그녀 방문 앞에서 멎는 발소리. 문은 안 열린다.</w:t>
+        <w:t>이든 — "그날 밤에 뭐라고 하셨는지 말해 드려요?" 그녀가 문 쪽으로 간다. 그가 안 막는데도 손잡이를 못 잡는다. 그가 손목을 잡는다. 힘으로가 아니라 그냥 잡는다. 이든 — "밀어내는 사람 손이 이렇게 뜨겁진 않죠."</w:t>
       </w:r>
     </w:p>
     <w:p>
@@ -2144,7 +2144,7 @@
           <w:b w:val="0"/>
           <w:sz w:val="20"/>
         </w:rPr>
-        <w:t>이튿날 아침. 딸이 출근하고 폴라가 오기 전 삼십 분. 부엌에서 그가 거리를 좁힌다. 손은 안 댄다. 이든 — "그날 밤에 뭐라고 하셨는지 말해 드려요?"</w:t>
+        <w:t>아래층에서 딸이 엄마를 부른다. 빅토리아 — "금방 갈게." 대답하는 동안 그 애 손은 그대로 있고, 그녀는 한 발도 안 뗀다. 그가 옷걸이를 밀어 자리를 만든다. 벽까지 두 걸음.</w:t>
       </w:r>
     </w:p>
     <w:p>
@@ -2170,7 +2170,7 @@
           <w:b w:val="0"/>
           <w:sz w:val="20"/>
         </w:rPr>
-        <w:t>그녀가 밀어낸다. 그가 손목을 잡는다. 힘으로가 아니라 그냥 잡는다. 이든 — "밀어내는 사람 손이 이렇게 뜨겁진 않죠." VO — '손이 안 올라갔다.'</w:t>
+        <w:t>지퍼. 등뼈 하나. 옷걸이가 전부 흔들린다. 빅토리아 — "여긴 안 돼." 이든 — "그럼 어디가 되는데요." 그가 뺨을 잡아 얼굴을 돌린다. 입술이 닿기 직전 계단에서 폴라 발소리.</w:t>
       </w:r>
     </w:p>
     <w:p>
@@ -2196,7 +2196,7 @@
           <w:b w:val="0"/>
           <w:sz w:val="20"/>
         </w:rPr>
-        <w:t>폴라가 온다. 두 사람이 떨어진다. 그날 하루 종일 그가 아무것도 안 한다. VO — '안 하니까 더 미치겠는 걸 그 애가 알고 있었다.'</w:t>
+        <w:t>발소리가 지나간다. 키스. 딱 거기까지 하고 그가 먼저 떨어진다. 나가면서 문을 안 닫는다. VO — '닫아 놓고 갔으면 내가 열었을 것이다.'</w:t>
       </w:r>
     </w:p>
     <w:p>
@@ -2222,7 +2222,7 @@
           <w:b w:val="0"/>
           <w:sz w:val="20"/>
         </w:rPr>
-        <w:t>저녁. 셋이 앉은 소파. 딸이 그의 어깨에 기댄다. 그녀가 자리를 뜬다. VO — '내 딸이 기댄 어깨였다. 나는 그 어깨를 물었었다.'</w:t>
+        <w:t>[브리지] 나흘. 아무 일도 안 일어난다. 식탁에서 접시를 건네고 복도에서 비켜 주고 그게 다다. VO — '나흘째 되는 날, 내가 그 애 방 앞을 두 번 지나갔다.' 닷새째 아침, 딸이 캐리어를 끌고 나간다. 현관문이 닫힌다.</w:t>
       </w:r>
     </w:p>
     <w:p>
@@ -2248,7 +2248,7 @@
           <w:b w:val="0"/>
           <w:sz w:val="20"/>
         </w:rPr>
-        <w:t>밤. 그녀가 방문을 잠근다. 잠시 뒤 문고리가 천천히 돌아간다. 안에서 그녀가 문에 이마를 대고 서 있는다.</w:t>
+        <w:t>[S2 · 딸이 집을 비운 사흘 · 그녀의 침실] 그녀는 침실에 있다. 문을 안 닫았다. 올라오는 발소리를 세고 있다. VO — '내 딸이 그 말을 하고 나갔다.'</w:t>
       </w:r>
     </w:p>
     <w:p>
@@ -2274,7 +2274,7 @@
           <w:b w:val="0"/>
           <w:sz w:val="20"/>
         </w:rPr>
-        <w:t>사흘째 낮. 드레스룸. 그가 뒤에서 다가와 뺨을 잡고 얼굴을 돌린다. 입술이 닿기 직전 딸이 아래층에서 엄마를 부른다. 빅토리아 — "금방 갈게."</w:t>
+        <w:t>낮인데 커튼을 친다. 불은 켠다. 두 번째다. VO — '이번엔 내가 켰다.'</w:t>
       </w:r>
     </w:p>
     <w:p>
@@ -2300,7 +2300,7 @@
           <w:b w:val="0"/>
           <w:sz w:val="20"/>
         </w:rPr>
-        <w:t>사흘째 밤. 딸이 야근으로 늦는다. 폭우. 그가 젖은 채로 들어오고, 그녀가 수건을 건네다 말고 그대로 붙잡힌다.</w:t>
+        <w:t>이든 — "슬론이 그러던데요. 어머니 마흔셋이라고." 빅토리아 — "…놔." 이든 — "저한테 세 살이라도 어려 보이고 싶으셨어요?" 그가 웃으면서 허리를 끌어당긴다. 이든 — "그런 거 세지 마세요."</w:t>
       </w:r>
     </w:p>
     <w:p>
@@ -2326,7 +2326,7 @@
           <w:b w:val="0"/>
           <w:sz w:val="20"/>
         </w:rPr>
-        <w:t>계단 중턱. 벽. 딸과 그가 찍힌 사진 아래다. 빅토리아 — "이러면 안 돼." 이든 — "알아요." 그리고 키스.</w:t>
+        <w:t>폴라가 출근한다. 청소기 소리가 복도를 오간다. 방문을 안 잠근다. 폴라가 문 앞에서 점심을 여쭙고, 문 너머로 대답하는 동안 그가 안 멈춘다.</w:t>
       </w:r>
     </w:p>
     <w:p>
@@ -2352,7 +2352,7 @@
           <w:b w:val="0"/>
           <w:sz w:val="20"/>
         </w:rPr>
-        <w:t>그녀의 침실. 두 번째 밤, 불을 켠 채로. 이든 — "마흔이라고 하셨잖아요." 빅토리아 — "…" 이든 — "슬론이 그러던데요. 어머니 마흔셋이라고." 그가 웃으면서 허리를 잡아 끌어당긴다. 이든 — "저한테 세 살이라도 어려 보이고 싶으셨어요?" 빅토리아 — "…놔." 이든 — "그럴 필요 없어요. 그런 거 세지 마세요." VO — '그날은 내가 불을 켰다.' 새벽에 그가 여섯 걸음을 걸어 손님방으로 돌아간다.</w:t>
+        <w:t>폴라가 퇴근한다. 현관문 닫히는 소리와 동시에, 오전 내내 끊긴 게 한 번에 간다. 그가 손목을 묶어도 되냐고 묻는다. 그녀가 대답 대신 손을 내민다.</w:t>
       </w:r>
     </w:p>
     <w:p>
@@ -2378,7 +2378,7 @@
           <w:b w:val="0"/>
           <w:sz w:val="20"/>
         </w:rPr>
-        <w:t>[S2 · 딸이 사흘 출장 간 사이] 딸이 캐리어를 끌고 나가며 남자친구에게 말한다. "엄마 잘 부탁해." 현관에 두 사람만 남는다. VO — '내 딸이 그 말을 하고 나갔다.'</w:t>
+        <w:t>그 방에서 안 나온 지 이틀째다. 밥도 거기서 먹고 물도 거기서 마신다. VO — '문밖이 내 집인데 나가기가 싫었다.'</w:t>
       </w:r>
     </w:p>
     <w:p>
@@ -2404,7 +2404,7 @@
           <w:b w:val="0"/>
           <w:sz w:val="20"/>
         </w:rPr>
-        <w:t>문이 닫히자마자. 현관에서 시작해 거실 소파까지. 낮이고, 커튼도 안 쳤다.</w:t>
+        <w:t>딸이 내일 온다. 마지막이라고 그녀가 먼저 말한다. 말해 놓고 자기가 먼저 붙든다. 새벽에 그가 여섯 걸음을 걸어 제 방으로 돌아간다. VO — '여섯 걸음이었다. 그걸 세고 있었다.'</w:t>
       </w:r>
     </w:p>
     <w:p>
@@ -2430,7 +2430,7 @@
           <w:b w:val="0"/>
           <w:sz w:val="20"/>
         </w:rPr>
-        <w:t>폴라가 출근해 있는 오전. 세탁실. 청소기 소리가 가까워질 때마다 멈췄다 다시 간다.</w:t>
+        <w:t>[브리지] 아침. 딸이 돌아와 현관에서 엄마를 안는다. 어깨 너머로 그 애가 보인다. VO — '딸을 안고 있는데 그 애 눈을 봤다. 나는 안 피했다.' 그날 밤, 그녀가 계단 중턱에서 발을 헛디딘다. 발목이 붓고 이 층을 못 올라간다.</w:t>
       </w:r>
     </w:p>
     <w:p>
@@ -2456,7 +2456,7 @@
           <w:b w:val="0"/>
           <w:sz w:val="20"/>
         </w:rPr>
-        <w:t>점심상. 폴라가 접시를 놓는 동안 식탁보 아래에서 그녀의 맨발이 올라간다. 어젯밤 그녀 어깨에 남은 자국이 블라우스에 쓸린다.</w:t>
+        <w:t>[S3 · 발목을 다치고 갇힌 나흘 · 아래층 서재] 아래층 서재에 침대를 들인다. 잠금장치가 없는 방이다. 딸이 출근하며 남자친구에게 낮 동안 좀 봐 달라고 한다.</w:t>
       </w:r>
     </w:p>
     <w:p>
@@ -2482,7 +2482,7 @@
           <w:b w:val="0"/>
           <w:sz w:val="20"/>
         </w:rPr>
-        <w:t>폴라 퇴근. 현관문 닫히는 소리와 동시에 벽으로. 하루 종일 끊긴 게 여기서 한 번에 간다.</w:t>
+        <w:t>그가 침대 옆에 앉아 발목에 얼음을 댄다. 아무 짓도 안 한다. VO — '아무 짓도 안 하는데 나는 시트를 쥐고 있었다.'</w:t>
       </w:r>
     </w:p>
     <w:p>
@@ -2508,7 +2508,7 @@
           <w:b w:val="0"/>
           <w:sz w:val="20"/>
         </w:rPr>
-        <w:t>밤. 그가 손목을 묶어도 되냐고 묻는다. 그녀가 대답 대신 손을 내민다.</w:t>
+        <w:t>옷을 갈아입혀 준다. 단추를 하나씩. 빅토리아 — "폴라 부를게." 이든 — "제가 있는데요."</w:t>
       </w:r>
     </w:p>
     <w:p>
@@ -2534,7 +2534,7 @@
           <w:b w:val="0"/>
           <w:sz w:val="20"/>
         </w:rPr>
-        <w:t>이튿날. 수영장. 물에서 올라온 그녀에게 타월을 건네고 닦아 준다. 손이 타월 밖으로 나간다.</w:t>
+        <w:t>씻겨 준다. 물이 튀고 그녀가 눈을 감는다. 끝까지 아무 일도 안 일어난다. 그게 더 못 견디게 한다.</w:t>
       </w:r>
     </w:p>
     <w:p>
@@ -2560,7 +2560,7 @@
           <w:b w:val="0"/>
           <w:sz w:val="20"/>
         </w:rPr>
-        <w:t>딸 방. 그녀가 먼저 문을 연다. 이든 — "여긴 안 돼요." 빅토리아 — "네가 안 된다고 하는 건 처음이네."</w:t>
+        <w:t>밤. 혼자 못 일어난다. 그가 부축한다. 팔이 겨드랑이 아래로 들어오고 둘 다 아무 말도 안 한다. VO — '부축이라고 부르기로 했다.'</w:t>
       </w:r>
     </w:p>
     <w:p>
@@ -2586,7 +2586,7 @@
           <w:b w:val="0"/>
           <w:sz w:val="20"/>
         </w:rPr>
-        <w:t>딸 침대 위. 화장대에 딸 사진이 서 있고 둘 다 엎지 않는다. VO — '엎을 수 있었다. 안 엎었다.'</w:t>
+        <w:t>딸이 들여다보고 엄마 발목을 살핀다. 그가 문간에 서 있다. 딸이 나가고 문이 닫히자마자 이불이 걷힌다.</w:t>
       </w:r>
     </w:p>
     <w:p>
@@ -2612,7 +2612,7 @@
           <w:b w:val="0"/>
           <w:sz w:val="20"/>
         </w:rPr>
-        <w:t>사흘째 밤. 딸이 내일 온다. 마지막 밤이라고 그녀가 말하고, 그 밤이 제일 길다.</w:t>
+        <w:t>못 걷는 그녀를 안아서 옮긴다. 옮겨질 때마다 조금씩 오래 걸린다.</w:t>
       </w:r>
     </w:p>
     <w:p>
@@ -2638,7 +2638,7 @@
           <w:b w:val="0"/>
           <w:sz w:val="20"/>
         </w:rPr>
-        <w:t>아침. 딸이 돌아온다. 현관에서 엄마를 안는다. 어깨 너머로 그 애가 보인다. VO — '딸을 안고 있는데 그 애 눈을 봤다.'</w:t>
+        <w:t>폴라가 서재를 치우겠다고 한다. 빅토리아 — "여긴 됐어." 폴라가 나가고 그가 웃는다. 이든 — "뭐가 있는데요."</w:t>
       </w:r>
     </w:p>
     <w:p>
@@ -2664,7 +2664,7 @@
           <w:b w:val="0"/>
           <w:sz w:val="20"/>
         </w:rPr>
-        <w:t>[S3 · 발목을 다치고 갇힌 나흘] 밤, 계단 중턱. 처음 넘었던 그 자리에서 발을 헛디딘다. 발목이 붓는다. 딸이 달려오고, 남자친구에게 낮 동안 좀 봐 달라고 한다.</w:t>
+        <w:t>셋째 날 밤. 그녀가 먼저 손을 뻗는다. 처음이다. VO — '발목 때문이라고 하기엔 사흘은 너무 길었다.'</w:t>
       </w:r>
     </w:p>
     <w:p>
@@ -2690,7 +2690,7 @@
           <w:b w:val="0"/>
           <w:sz w:val="20"/>
         </w:rPr>
-        <w:t>첫날 낮. 딸이 출근하고 그가 침대 옆에 앉아 발목에 얼음을 댄다. 아무 짓도 안 한다. VO — '아무 짓도 안 하는데 나는 시트를 쥐고 있었다.'</w:t>
+        <w:t>못 움직이는 그녀 대신 그가 전부 한다. 처음으로 그녀가 아무것도 안 하고 받기만 한다.</w:t>
       </w:r>
     </w:p>
     <w:p>
@@ -2716,7 +2716,7 @@
           <w:b w:val="0"/>
           <w:sz w:val="20"/>
         </w:rPr>
-        <w:t>옷을 갈아입혀 준다. 단추를 하나씩. 빅토리아 — "폴라 부를게." 이든 — "제가 있는데요."</w:t>
+        <w:t>문 너머로 딸이 남자친구한테 고맙다고 하는 소리가 들어온다. 슬론 — "우리 엄마 봐 줘서 진짜 고마워." VO — '고맙다는 말을 저 애가 대신 들었다.'</w:t>
       </w:r>
     </w:p>
     <w:p>
@@ -2742,7 +2742,7 @@
           <w:b w:val="0"/>
           <w:sz w:val="20"/>
         </w:rPr>
-        <w:t>욕실. 못 씻는 그녀를 그가 씻겨 준다. 물이 튀고 그녀가 눈을 감는다. 아무 일도 안 일어난다. 그게 더 못 견디게 한다.</w:t>
+        <w:t>폴라가 복도에서 청소기를 민다. 서재 문을 안 닫는다. 소리가 문 앞까지 왔다가 멀어진다.</w:t>
       </w:r>
     </w:p>
     <w:p>
@@ -2768,7 +2768,7 @@
           <w:b w:val="0"/>
           <w:sz w:val="20"/>
         </w:rPr>
-        <w:t>밤. 딸이 방에 들어와 엄마 발목을 살핀다. 그가 문간에 서 있다. 딸이 나가자마자 이불이 걷힌다.</w:t>
+        <w:t>딸이 예정보다 일찍 들어온다. 현관문 소리. 그가 커튼 뒤로 들어가고 그녀가 붕대를 다시 감는다. 딸 — "엄마, 이든 어디 갔어?" 빅토리아 — "약국 갔어."</w:t>
       </w:r>
     </w:p>
     <w:p>
@@ -2794,7 +2794,7 @@
           <w:b w:val="0"/>
           <w:sz w:val="20"/>
         </w:rPr>
-        <w:t>이튿날. 못 걷는 그녀를 그가 안아서 옮긴다. 침대에서 소파로, 소파에서 다시 침대로. 옮겨질 때마다 조금씩 오래 걸린다.</w:t>
+        <w:t>[브리지] 붕대를 푼다. 딸이 좋아한다. 그날 저녁 식탁에서 딸의 해외 발령 얘기가 나온다. 이 년이다.</w:t>
       </w:r>
     </w:p>
     <w:p>
@@ -2820,7 +2820,7 @@
           <w:b w:val="0"/>
           <w:sz w:val="20"/>
         </w:rPr>
-        <w:t>셋째 날 밤. 그녀가 먼저 손을 뻗는다. 처음이다. VO — '나흘 만에 내가 먼저 했다. 발목 때문이라고 하기엔 나흘은 너무 길었다.'</w:t>
+        <w:t>[S4 · 이 년이 남았다고 들은 밤 · 그녀의 침실] 그 밤, 그녀가 처음으로 그 애를 부른다. 신호도 핑계도 없이 그냥 이름을 부른다. VO — '이제 세는 게 나였다.'</w:t>
       </w:r>
     </w:p>
     <w:p>
@@ -2846,7 +2846,7 @@
           <w:b w:val="0"/>
           <w:sz w:val="20"/>
         </w:rPr>
-        <w:t>발목 때문에 못 움직이는 그녀 대신 그가 전부 한다. 처음으로 그녀가 아무것도 안 하고 받기만 한다.</w:t>
+        <w:t>문을 안 잠근다. 이번엔 그녀가 안 잠갔다. 아래층에서 딸이 통화하는 소리가 올라온다.</w:t>
       </w:r>
     </w:p>
     <w:p>
@@ -2872,7 +2872,7 @@
           <w:b w:val="0"/>
           <w:sz w:val="20"/>
         </w:rPr>
-        <w:t>넷째 날 낮. 폴라가 출근해 있다. 방문을 안 잠그고 한다. 복도에서 청소기 소리가 오갔다 멀어진다.</w:t>
+        <w:t>이든 — "왜 갑자기." 빅토리아 — "그만 물어." 그가 웃다가 만다.</w:t>
       </w:r>
     </w:p>
     <w:p>
@@ -2898,7 +2898,7 @@
           <w:b w:val="0"/>
           <w:sz w:val="20"/>
         </w:rPr>
-        <w:t>딸이 예정보다 일찍 들어온다. 현관문 소리. 그가 욕실로 들어가고 그녀가 붕대를 다시 감는다.</w:t>
+        <w:t>그녀가 처음으로 뭘 해 달라고 말로 한다. 말하고 나서 얼굴을 못 든다. VO — '입 밖으로 내는 게 하는 것보다 어려웠다.'</w:t>
       </w:r>
     </w:p>
     <w:p>
@@ -2924,7 +2924,7 @@
           <w:b w:val="0"/>
           <w:sz w:val="20"/>
         </w:rPr>
-        <w:t>딸이 방에 들어와 엄마 발목을 본다. 욕실 문 뒤에 그가 있다. 딸 — "엄마, 이든 어디 갔어?" 빅토리아 — "약국 갔어."</w:t>
+        <w:t>발소리가 계단을 올라온다. 방문 앞에서 멎는다. 딸 — "엄마 자?" 빅토리아 — "…자." 발소리가 내려가고, 그가 손을 안 뗀다.</w:t>
       </w:r>
     </w:p>
     <w:p>
@@ -2950,7 +2950,7 @@
           <w:b w:val="0"/>
           <w:sz w:val="20"/>
         </w:rPr>
-        <w:t>[S4 · 발령에서 출국, 그리고 그 밤] 딸에게 해외 발령이 온다. 이 년. 저녁 식탁에서 그 얘기가 나오고 그녀가 축하한다고 말한다.</w:t>
+        <w:t>그녀가 그를 안 보낸다. 아래층에서 딸이 부를 때까지 둘 다 안 잔다.</w:t>
       </w:r>
     </w:p>
     <w:p>
@@ -2976,7 +2976,7 @@
           <w:b w:val="0"/>
           <w:sz w:val="20"/>
         </w:rPr>
-        <w:t>딸이 그에게 같이 가자고 한다. 그가 대답을 미룬다. 그날 밤 그녀가 그를 더 세게 붙든다.</w:t>
+        <w:t>[브리지] 며칠. 딸이 짐을 싸기 시작하고 거실에 상자가 하나씩 늘어난다. 두 사람은 그 사이에서 아무 일 없는 사람처럼 지낸다.</w:t>
       </w:r>
     </w:p>
     <w:p>
@@ -3002,7 +3002,7 @@
           <w:b w:val="0"/>
           <w:sz w:val="20"/>
         </w:rPr>
-        <w:t>딸이 뭔가 물으려다 만다. 입을 열었다가 다시 닫는다. VO — '물어봤으면 다 말했을지도 모른다.'</w:t>
+        <w:t>[S5 · 딸이 떠나기 전날 밤 · 드레스룸] 딸이 아래층에서 마지막 짐을 싼다. 그녀는 딸에게 줄 옷을 고르고 있다. 그 애가 상자를 들고 올라온다. 첫날과 똑같이. 선반에 얹는 팔이 스치는데 이번엔 아무도 안 비킨다.</w:t>
       </w:r>
     </w:p>
     <w:p>
@@ -3028,7 +3028,7 @@
           <w:b w:val="0"/>
           <w:sz w:val="20"/>
         </w:rPr>
-        <w:t>그녀가 처음으로 끝내자고 한다. 말하면서 그의 셔츠를 잡고 있다. 이든 — "손 놓고 말씀하세요."</w:t>
+        <w:t>아래층에서 딸이 엄마를 부른다. 빅토리아 — "금방 갈게." 첫날과 똑같은 대답이 나오고, 이번에도 안 내려간다. 딸이 같이 가자고 했다고 그가 말한다. 대답을 안 했다고 한다.</w:t>
       </w:r>
     </w:p>
     <w:p>
@@ -3054,7 +3054,7 @@
           <w:b w:val="0"/>
           <w:sz w:val="20"/>
         </w:rPr>
-        <w:t>사흘을 안 본다. 한 지붕 아래서 사흘이다. 사흘째 밤 그녀가 문을 열어 둔다.</w:t>
+        <w:t>그녀가 끝내자고 한다. 말하면서 그의 셔츠를 잡고 있다. 이든 — "손 놓고 말씀하세요."</w:t>
       </w:r>
     </w:p>
     <w:p>
@@ -3080,7 +3080,7 @@
           <w:b w:val="0"/>
           <w:sz w:val="20"/>
         </w:rPr>
-        <w:t>마지막 저녁 셋. 딸이 엄마를 안는다. VO — '피도 안 섞였는데 십 년을 엄마라고 불러 준 아이였다. 안아 주는 팔이 뜨거웠다. 나는 그걸 견뎠다.'</w:t>
+        <w:t>그녀가 놓는다. 그가 나간다. 문을 안 닫고 나간다. VO — '첫날이랑 똑같이 열어 놓고 갔다.' 새벽에 그가 다시 올라온다. 거울 앞, 첫날 못 넘었던 그 자리.</w:t>
       </w:r>
     </w:p>
     <w:p>
@@ -3106,7 +3106,7 @@
           <w:b w:val="0"/>
           <w:sz w:val="20"/>
         </w:rPr>
-        <w:t>떠나는 아침, 현관. 딸이 그의 뺨에 키스하고 엄마를 한 번 더 안는다. "엄마 잘 부탁해." 차가 자갈길을 빠져나간다.</w:t>
+        <w:t>아침 현관. 딸이 그의 뺨에 키스하고 엄마를 안는다. "엄마 잘 부탁해." VO — '피도 안 섞였는데 십 년을 엄마라고 불러 준 아이였다. 안아 주는 팔이 뜨거웠다.' 차가 자갈길을 빠져나간다.</w:t>
       </w:r>
     </w:p>
     <w:p>
@@ -3132,7 +3132,7 @@
           <w:b w:val="0"/>
           <w:sz w:val="20"/>
         </w:rPr>
-        <w:t>그날 밤. 부엌. 이든이 묻는다. "Tell me this means nothing." 빅토리아는 답 대신 그의 잔을 집어, 그의 입술이 닿았던 자리에 자기 입술을 대고 마신다.</w:t>
+        <w:t>그날 밤. 빈 집, 부엌. 이든이 묻는다. "Tell me this means nothing." 빅토리아는 답 대신 그의 잔을 집어, 그의 입술이 닿았던 자리에 자기 입술을 대고 마신다.</w:t>
       </w:r>
     </w:p>
     <w:sectPr>
